--- a/episodes/The_Dark_Rise_Episode_45.docx
+++ b/episodes/The_Dark_Rise_Episode_45.docx
@@ -190,7 +190,7 @@
           <w:sz w:val="24"/>
           <w:szCs w:val="24"/>
         </w:rPr>
-        <w:t xml:space="preserve">Chidebe walked the boundary that same afternoon exactly as promised, Osadebe at his side and half the village watching from a careful distance, having learned in the worst possible way what this particular field could produce when strangers misjudged it. He moved without hurry, studying the ground, the tree line, the still, watchful quiet of the ak-pu roots themselves, and stopped precisely at the last planted stone, exactly where he had said he would, without needing to be reminded or restrained.</w:t>
+        <w:t xml:space="preserve">Chidebe walked the boundary that same afternoon exactly as promised, Osadebe at his side and half the village watching from a careful distance, having learned in the worst possible way what this particular field could produce when strangers misjudged it. He moved without hurry, studying the ground, the tree line, the still, watchful quiet of the iroko roots themselves, and stopped precisely at the last planted stone, exactly where he had said he would, without needing to be reminded or restrained.</w:t>
       </w:r>
     </w:p>
     <w:p>
@@ -231,7 +231,7 @@
           <w:sz w:val="24"/>
           <w:szCs w:val="24"/>
         </w:rPr>
-        <w:t xml:space="preserve">Beneath the ak-pu roots, the entity felt the new arrivals settle at Idoro's edge as a shift in the ambient texture of the village's fear, organized and disciplined in a way the mercenary party's ragged aggression had never been, closer to the low, patient tension of men prepared for danger than the hungry certainty of men hunting for it.</w:t>
+        <w:t xml:space="preserve">Beneath the iroko roots, the entity felt the new arrivals settle at Idoro's edge as a shift in the ambient texture of the village's fear, organized and disciplined in a way the mercenary party's ragged aggression had never been, closer to the low, patient tension of men prepared for danger than the hungry certainty of men hunting for it.</w:t>
       </w:r>
     </w:p>
     <w:p>

--- a/episodes/The_Dark_Rise_Episode_45.docx
+++ b/episodes/The_Dark_Rise_Episode_45.docx
@@ -107,7 +107,7 @@
           <w:sz w:val="24"/>
           <w:szCs w:val="24"/>
         </w:rPr>
-        <w:t xml:space="preserve">Ikwuano's careful orders, read aloud by Osadebe to the assembled council that same morning exactly as instructed, helped less than Eze Amadi had hoped. The words themselves were plain enough — protection of the boundary, no survey, no interference with village governance — but Ozoemena, still recovering his own credibility one small honest act at a time, voiced the doubt several others were clearly holding back. "We have heard careful words from Udo before," he said. "They were true words, as far as I know. But careful words and careful soldiers are not always the same promise, and this village has learned that difference the hard way more than once already."</w:t>
+        <w:t xml:space="preserve">Ikwuano's careful orders, read aloud by Osadebe to the assembled council that same morning exactly as instructed, helped less than Eze Amadi had hoped. The words themselves were plain enough. Protection of the boundary, no survey, no interference with village governance. But Ozoemena, still recovering his own credibility one small honest act at a time, voiced the doubt several others were clearly holding back. "We have heard careful words from Udo before," he said. "They were true words, as far as I know. But careful words and careful soldiers are not always the same promise, and this village has learned that difference the hard way more than once already."</w:t>
       </w:r>
     </w:p>
     <w:p>
@@ -126,20 +126,7 @@
     </w:p>
     <w:p>
       <w:pPr>
-        <w:spacing w:after="0" w:line="360"/>
-      </w:pPr>
-      <w:r>
-        <w:rPr>
-          <w:rFonts w:ascii="Georgia" w:hAnsi="Georgia" w:cs="Georgia"/>
-          <w:sz w:val="24"/>
-          <w:szCs w:val="24"/>
-        </w:rPr>
-        <w:t xml:space="preserve"/>
-      </w:r>
-    </w:p>
-    <w:p>
-      <w:pPr>
-        <w:spacing w:after="60" w:line="360"/>
+        <w:spacing w:after="60" w:line="360" w:before="480"/>
         <w:ind w:firstLine="360"/>
       </w:pPr>
       <w:r>
@@ -209,20 +196,7 @@
     </w:p>
     <w:p>
       <w:pPr>
-        <w:spacing w:after="0" w:line="360"/>
-      </w:pPr>
-      <w:r>
-        <w:rPr>
-          <w:rFonts w:ascii="Georgia" w:hAnsi="Georgia" w:cs="Georgia"/>
-          <w:sz w:val="24"/>
-          <w:szCs w:val="24"/>
-        </w:rPr>
-        <w:t xml:space="preserve"/>
-      </w:r>
-    </w:p>
-    <w:p>
-      <w:pPr>
-        <w:spacing w:after="60" w:line="360"/>
+        <w:spacing w:after="60" w:line="360" w:before="480"/>
         <w:ind w:firstLine="360"/>
       </w:pPr>
       <w:r>
@@ -264,20 +238,7 @@
     </w:p>
     <w:p>
       <w:pPr>
-        <w:spacing w:after="0" w:line="360"/>
-      </w:pPr>
-      <w:r>
-        <w:rPr>
-          <w:rFonts w:ascii="Georgia" w:hAnsi="Georgia" w:cs="Georgia"/>
-          <w:sz w:val="24"/>
-          <w:szCs w:val="24"/>
-        </w:rPr>
-        <w:t xml:space="preserve"/>
-      </w:r>
-    </w:p>
-    <w:p>
-      <w:pPr>
-        <w:spacing w:after="60" w:line="360"/>
+        <w:spacing w:after="60" w:line="360" w:before="480"/>
         <w:ind w:firstLine="360"/>
       </w:pPr>
       <w:r>
@@ -319,29 +280,32 @@
     </w:p>
     <w:p>
       <w:pPr>
-        <w:spacing w:after="0" w:line="360"/>
-      </w:pPr>
-      <w:r>
-        <w:rPr>
-          <w:rFonts w:ascii="Georgia" w:hAnsi="Georgia" w:cs="Georgia"/>
-          <w:sz w:val="24"/>
-          <w:szCs w:val="24"/>
-        </w:rPr>
-        <w:t xml:space="preserve"/>
-      </w:r>
-    </w:p>
-    <w:p>
-      <w:pPr>
-        <w:spacing w:after="60" w:line="360"/>
-        <w:ind w:firstLine="360"/>
-      </w:pPr>
-      <w:r>
-        <w:rPr>
-          <w:rFonts w:ascii="Georgia" w:hAnsi="Georgia" w:cs="Georgia"/>
-          <w:sz w:val="24"/>
-          <w:szCs w:val="24"/>
-        </w:rPr>
-        <w:t xml:space="preserve">VESSEL: FIRST LESSON IN RESTRAINT AS DELIBERATE ACT RATHER THAN PASSIVE ABSENCE OF FORCE. DISTINCTION BETWEEN THREAT AND CAUTION SUCCESSFULLY COMMUNICATED, THOUGH NOT YET FULLY TESTED UNDER PRESSURE.</w:t>
+        <w:spacing w:after="60" w:line="360" w:before="480"/>
+        <w:ind w:firstLine="360"/>
+      </w:pPr>
+      <w:r>
+        <w:rPr>
+          <w:rFonts w:ascii="Georgia" w:hAnsi="Georgia" w:cs="Georgia"/>
+          <w:sz w:val="24"/>
+          <w:szCs w:val="24"/>
+        </w:rPr>
+        <w:t xml:space="preserve">The flat voice entered the lesson in its ledger.</w:t>
+      </w:r>
+    </w:p>
+    <w:p>
+      <w:pPr>
+        <w:spacing w:after="120" w:line="360"/>
+      </w:pPr>
+      <w:r>
+        <w:rPr>
+          <w:rFonts w:ascii="Georgia" w:hAnsi="Georgia" w:cs="Georgia"/>
+          <w:sz w:val="24"/>
+          <w:szCs w:val="24"/>
+          <w:b/>
+          <w:bCs/>
+          <w:caps/>
+        </w:rPr>
+        <w:t xml:space="preserve">Vessel: first lesson in restraint as deliberate act rather than passive absence of force. Distinction between threat and caution successfully communicated, though not yet fully tested under pressure.</w:t>
       </w:r>
     </w:p>
     <w:p>
@@ -412,19 +376,6 @@
           <w:szCs w:val="24"/>
         </w:rPr>
         <w:t xml:space="preserve">It watched him return to his stones afterward, quieter than usual, arranging them with a new deliberateness that looked less like play and more like rehearsal, and understood that this particular lesson, unlike every one before it, would not be proven learned until the exact moment it was tested by something the entity could not schedule, predict, or soften in advance.</w:t>
-      </w:r>
-    </w:p>
-    <w:p>
-      <w:pPr>
-        <w:spacing w:after="0" w:line="360"/>
-      </w:pPr>
-      <w:r>
-        <w:rPr>
-          <w:rFonts w:ascii="Georgia" w:hAnsi="Georgia" w:cs="Georgia"/>
-          <w:sz w:val="24"/>
-          <w:szCs w:val="24"/>
-        </w:rPr>
-        <w:t xml:space="preserve"/>
       </w:r>
     </w:p>
     <w:sectPr>

--- a/episodes/The_Dark_Rise_Episode_45.docx
+++ b/episodes/The_Dark_Rise_Episode_45.docx
@@ -93,7 +93,7 @@
           <w:sz w:val="24"/>
           <w:szCs w:val="24"/>
         </w:rPr>
-        <w:t xml:space="preserve">Idoro watched the tents rise with an unease that had nothing to do with fear of the men themselves and everything to do with a village that had spent a lifetime learning what it cost to be watched closely by anyone, crown or otherwise. Children who had grown bold enough to stare openly at Amara in the market now stared instead at the neat rows of canvas at the field's edge, unsure whether armed strangers camped so near their homes counted as protection or simply a different shape of danger wearing the crown's own colors.</w:t>
+        <w:t xml:space="preserve">Idoro watched the tents rise with an unease that had nothing to do with fear of the men themselves and everything to do with a village that had spent a lifetime learning what it cost to be watched closely by anyone, crown or otherwise. Children who had grown bold enough to stare openly at Amara in the market now stared instead at the neat rows of canvas at the field's edge, unsure whether armed strangers camped so near their homes counted as protection or simply a different shape of danger wearing the crown's own colors. The older women said less and watched more, which in Idoro had always been the surer measure of how deep an unease actually ran.</w:t>
       </w:r>
     </w:p>
     <w:p>
